--- a/Rapor/24181616700_mehmetAliGunalay_projeOneri.docx
+++ b/Rapor/24181616700_mehmetAliGunalay_projeOneri.docx
@@ -231,6 +231,12 @@
               </w:rPr>
               <w:t xml:space="preserve">Furkan Akçatepe – </w:t>
             </w:r>
+            <w:r>
+              <w:rPr>
+                <w:rFonts w:ascii="Times New Roman" w:hAnsi="Times New Roman" w:cs="Times New Roman"/>
+              </w:rPr>
+              <w:t>24181617020</w:t>
+            </w:r>
           </w:p>
           <w:p>
             <w:pPr>
@@ -503,7 +509,49 @@
         <w:rPr>
           <w:rFonts w:ascii="Times New Roman" w:hAnsi="Times New Roman" w:cs="Times New Roman"/>
         </w:rPr>
-        <w:t>ARINC653’ün temel fikrini Raspberry Pi Pico 2 üzerinde çalışan bir prototiple hayata geçirmektir. Partition’lar birbirinden izole çalışacak, zaman tabanlı (time-triggered) bir zamanlayıcı major/minor frame yapısıyla deterministik yürütme sağlayacak, partition’lar arası iletişim portlar üzerinden yapılacak ve bir hata oluştuğunda sağlık izleme mekanizması bunu tespit edip sistemi toparlayacaktır.</w:t>
+        <w:t xml:space="preserve">ARINC653’ün temel fikrini Raspberry Pi Pico 2 üzerinde çalışan bir prototiple hayata geçirmektir. </w:t>
+      </w:r>
+      <w:proofErr w:type="spellStart"/>
+      <w:r>
+        <w:rPr>
+          <w:rFonts w:ascii="Times New Roman" w:hAnsi="Times New Roman" w:cs="Times New Roman"/>
+        </w:rPr>
+        <w:t>Partition’lar</w:t>
+      </w:r>
+      <w:proofErr w:type="spellEnd"/>
+      <w:r>
+        <w:rPr>
+          <w:rFonts w:ascii="Times New Roman" w:hAnsi="Times New Roman" w:cs="Times New Roman"/>
+        </w:rPr>
+        <w:t xml:space="preserve"> birbirinden izole çalışacak, zaman tabanlı (time-</w:t>
+      </w:r>
+      <w:proofErr w:type="spellStart"/>
+      <w:r>
+        <w:rPr>
+          <w:rFonts w:ascii="Times New Roman" w:hAnsi="Times New Roman" w:cs="Times New Roman"/>
+        </w:rPr>
+        <w:t>triggered</w:t>
+      </w:r>
+      <w:proofErr w:type="spellEnd"/>
+      <w:r>
+        <w:rPr>
+          <w:rFonts w:ascii="Times New Roman" w:hAnsi="Times New Roman" w:cs="Times New Roman"/>
+        </w:rPr>
+        <w:t xml:space="preserve">) bir zamanlayıcı major/minor frame yapısıyla deterministik yürütme sağlayacak, </w:t>
+      </w:r>
+      <w:proofErr w:type="spellStart"/>
+      <w:r>
+        <w:rPr>
+          <w:rFonts w:ascii="Times New Roman" w:hAnsi="Times New Roman" w:cs="Times New Roman"/>
+        </w:rPr>
+        <w:t>partition’lar</w:t>
+      </w:r>
+      <w:proofErr w:type="spellEnd"/>
+      <w:r>
+        <w:rPr>
+          <w:rFonts w:ascii="Times New Roman" w:hAnsi="Times New Roman" w:cs="Times New Roman"/>
+        </w:rPr>
+        <w:t xml:space="preserve"> arası iletişim portlar üzerinden yapılacak ve bir hata oluştuğunda sağlık izleme mekanizması bunu tespit edip sistemi toparlayacaktır.</w:t>
       </w:r>
     </w:p>
     <w:p>
@@ -582,7 +630,25 @@
                 <w:sz w:val="19"/>
                 <w:szCs w:val="19"/>
               </w:rPr>
-              <w:t>Partition içinde çalışacak uygulamaları ve sürücüleri mini APEX API’si üzerinden yazar.</w:t>
+              <w:t xml:space="preserve">Partition içinde çalışacak uygulamaları ve sürücüleri mini APEX </w:t>
+            </w:r>
+            <w:proofErr w:type="spellStart"/>
+            <w:r>
+              <w:rPr>
+                <w:rFonts w:ascii="Times New Roman" w:hAnsi="Times New Roman" w:cs="Times New Roman"/>
+                <w:sz w:val="19"/>
+                <w:szCs w:val="19"/>
+              </w:rPr>
+              <w:t>API’si</w:t>
+            </w:r>
+            <w:proofErr w:type="spellEnd"/>
+            <w:r>
+              <w:rPr>
+                <w:rFonts w:ascii="Times New Roman" w:hAnsi="Times New Roman" w:cs="Times New Roman"/>
+                <w:sz w:val="19"/>
+                <w:szCs w:val="19"/>
+              </w:rPr>
+              <w:t xml:space="preserve"> üzerinden yazar.</w:t>
             </w:r>
           </w:p>
         </w:tc>
@@ -800,6 +866,7 @@
                 <w:rFonts w:ascii="Times New Roman" w:hAnsi="Times New Roman" w:cs="Times New Roman"/>
               </w:rPr>
             </w:pPr>
+            <w:proofErr w:type="spellStart"/>
             <w:r>
               <w:rPr>
                 <w:rFonts w:ascii="Times New Roman" w:hAnsi="Times New Roman" w:cs="Times New Roman"/>
@@ -808,7 +875,40 @@
                 <w:sz w:val="19"/>
                 <w:szCs w:val="19"/>
               </w:rPr>
-              <w:t>Debugger (Picoprobe)</w:t>
+              <w:t>Debugger</w:t>
+            </w:r>
+            <w:proofErr w:type="spellEnd"/>
+            <w:r>
+              <w:rPr>
+                <w:rFonts w:ascii="Times New Roman" w:hAnsi="Times New Roman" w:cs="Times New Roman"/>
+                <w:b/>
+                <w:bCs/>
+                <w:sz w:val="19"/>
+                <w:szCs w:val="19"/>
+              </w:rPr>
+              <w:t xml:space="preserve"> (</w:t>
+            </w:r>
+            <w:proofErr w:type="spellStart"/>
+            <w:r>
+              <w:rPr>
+                <w:rFonts w:ascii="Times New Roman" w:hAnsi="Times New Roman" w:cs="Times New Roman"/>
+                <w:b/>
+                <w:bCs/>
+                <w:sz w:val="19"/>
+                <w:szCs w:val="19"/>
+              </w:rPr>
+              <w:t>Picoprobe</w:t>
+            </w:r>
+            <w:proofErr w:type="spellEnd"/>
+            <w:r>
+              <w:rPr>
+                <w:rFonts w:ascii="Times New Roman" w:hAnsi="Times New Roman" w:cs="Times New Roman"/>
+                <w:b/>
+                <w:bCs/>
+                <w:sz w:val="19"/>
+                <w:szCs w:val="19"/>
+              </w:rPr>
+              <w:t>)</w:t>
             </w:r>
           </w:p>
         </w:tc>
@@ -1062,7 +1162,25 @@
                 <w:sz w:val="19"/>
                 <w:szCs w:val="19"/>
               </w:rPr>
-              <w:t>Zamanlayıcının partition’ları tablodaki pencerelerde, izole biçimde yürütmesi.</w:t>
+              <w:t xml:space="preserve">Zamanlayıcının </w:t>
+            </w:r>
+            <w:proofErr w:type="spellStart"/>
+            <w:r>
+              <w:rPr>
+                <w:rFonts w:ascii="Times New Roman" w:hAnsi="Times New Roman" w:cs="Times New Roman"/>
+                <w:sz w:val="19"/>
+                <w:szCs w:val="19"/>
+              </w:rPr>
+              <w:t>partition’ları</w:t>
+            </w:r>
+            <w:proofErr w:type="spellEnd"/>
+            <w:r>
+              <w:rPr>
+                <w:rFonts w:ascii="Times New Roman" w:hAnsi="Times New Roman" w:cs="Times New Roman"/>
+                <w:sz w:val="19"/>
+                <w:szCs w:val="19"/>
+              </w:rPr>
+              <w:t xml:space="preserve"> tablodaki pencerelerde, izole biçimde yürütmesi.</w:t>
             </w:r>
           </w:p>
         </w:tc>
@@ -1105,13 +1223,59 @@
                 <w:rFonts w:ascii="Times New Roman" w:hAnsi="Times New Roman" w:cs="Times New Roman"/>
               </w:rPr>
             </w:pPr>
-            <w:r>
-              <w:rPr>
-                <w:rFonts w:ascii="Times New Roman" w:hAnsi="Times New Roman" w:cs="Times New Roman"/>
-                <w:sz w:val="19"/>
-                <w:szCs w:val="19"/>
-              </w:rPr>
-              <w:t>Partition’lar arası iletişimin (sampling/queuing port benzeri) kontrollü yapılması.</w:t>
+            <w:proofErr w:type="spellStart"/>
+            <w:r>
+              <w:rPr>
+                <w:rFonts w:ascii="Times New Roman" w:hAnsi="Times New Roman" w:cs="Times New Roman"/>
+                <w:sz w:val="19"/>
+                <w:szCs w:val="19"/>
+              </w:rPr>
+              <w:t>Partition’lar</w:t>
+            </w:r>
+            <w:proofErr w:type="spellEnd"/>
+            <w:r>
+              <w:rPr>
+                <w:rFonts w:ascii="Times New Roman" w:hAnsi="Times New Roman" w:cs="Times New Roman"/>
+                <w:sz w:val="19"/>
+                <w:szCs w:val="19"/>
+              </w:rPr>
+              <w:t xml:space="preserve"> arası iletişimin (</w:t>
+            </w:r>
+            <w:proofErr w:type="spellStart"/>
+            <w:r>
+              <w:rPr>
+                <w:rFonts w:ascii="Times New Roman" w:hAnsi="Times New Roman" w:cs="Times New Roman"/>
+                <w:sz w:val="19"/>
+                <w:szCs w:val="19"/>
+              </w:rPr>
+              <w:t>sampling</w:t>
+            </w:r>
+            <w:proofErr w:type="spellEnd"/>
+            <w:r>
+              <w:rPr>
+                <w:rFonts w:ascii="Times New Roman" w:hAnsi="Times New Roman" w:cs="Times New Roman"/>
+                <w:sz w:val="19"/>
+                <w:szCs w:val="19"/>
+              </w:rPr>
+              <w:t>/</w:t>
+            </w:r>
+            <w:proofErr w:type="spellStart"/>
+            <w:r>
+              <w:rPr>
+                <w:rFonts w:ascii="Times New Roman" w:hAnsi="Times New Roman" w:cs="Times New Roman"/>
+                <w:sz w:val="19"/>
+                <w:szCs w:val="19"/>
+              </w:rPr>
+              <w:t>queuing</w:t>
+            </w:r>
+            <w:proofErr w:type="spellEnd"/>
+            <w:r>
+              <w:rPr>
+                <w:rFonts w:ascii="Times New Roman" w:hAnsi="Times New Roman" w:cs="Times New Roman"/>
+                <w:sz w:val="19"/>
+                <w:szCs w:val="19"/>
+              </w:rPr>
+              <w:t xml:space="preserve"> port benzeri) kontrollü yapılması.</w:t>
             </w:r>
           </w:p>
         </w:tc>
@@ -1161,7 +1325,25 @@
                 <w:sz w:val="19"/>
                 <w:szCs w:val="19"/>
               </w:rPr>
-              <w:t>MPU6050 verisinin I2C sürücüsüyle ilgili partition’a aktarılması.</w:t>
+              <w:t xml:space="preserve">MPU6050 verisinin I2C sürücüsüyle ilgili </w:t>
+            </w:r>
+            <w:proofErr w:type="spellStart"/>
+            <w:r>
+              <w:rPr>
+                <w:rFonts w:ascii="Times New Roman" w:hAnsi="Times New Roman" w:cs="Times New Roman"/>
+                <w:sz w:val="19"/>
+                <w:szCs w:val="19"/>
+              </w:rPr>
+              <w:t>partition’a</w:t>
+            </w:r>
+            <w:proofErr w:type="spellEnd"/>
+            <w:r>
+              <w:rPr>
+                <w:rFonts w:ascii="Times New Roman" w:hAnsi="Times New Roman" w:cs="Times New Roman"/>
+                <w:sz w:val="19"/>
+                <w:szCs w:val="19"/>
+              </w:rPr>
+              <w:t xml:space="preserve"> aktarılması.</w:t>
             </w:r>
           </w:p>
         </w:tc>
@@ -1210,7 +1392,25 @@
                 <w:sz w:val="19"/>
                 <w:szCs w:val="19"/>
               </w:rPr>
-              <w:t>Zaman aşımı, deadline kaçırma ve bellek ihlalinin yakalanması.</w:t>
+              <w:t xml:space="preserve">Zaman aşımı, </w:t>
+            </w:r>
+            <w:proofErr w:type="spellStart"/>
+            <w:r>
+              <w:rPr>
+                <w:rFonts w:ascii="Times New Roman" w:hAnsi="Times New Roman" w:cs="Times New Roman"/>
+                <w:sz w:val="19"/>
+                <w:szCs w:val="19"/>
+              </w:rPr>
+              <w:t>deadline</w:t>
+            </w:r>
+            <w:proofErr w:type="spellEnd"/>
+            <w:r>
+              <w:rPr>
+                <w:rFonts w:ascii="Times New Roman" w:hAnsi="Times New Roman" w:cs="Times New Roman"/>
+                <w:sz w:val="19"/>
+                <w:szCs w:val="19"/>
+              </w:rPr>
+              <w:t xml:space="preserve"> kaçırma ve bellek ihlalinin yakalanması.</w:t>
             </w:r>
           </w:p>
         </w:tc>
@@ -1534,13 +1734,23 @@
                 <w:rFonts w:ascii="Times New Roman" w:hAnsi="Times New Roman" w:cs="Times New Roman"/>
               </w:rPr>
             </w:pPr>
-            <w:r>
-              <w:rPr>
-                <w:rFonts w:ascii="Times New Roman" w:hAnsi="Times New Roman" w:cs="Times New Roman"/>
-                <w:sz w:val="19"/>
-                <w:szCs w:val="19"/>
-              </w:rPr>
-              <w:t>Picoprobe (SWD).</w:t>
+            <w:proofErr w:type="spellStart"/>
+            <w:r>
+              <w:rPr>
+                <w:rFonts w:ascii="Times New Roman" w:hAnsi="Times New Roman" w:cs="Times New Roman"/>
+                <w:sz w:val="19"/>
+                <w:szCs w:val="19"/>
+              </w:rPr>
+              <w:t>Picoprobe</w:t>
+            </w:r>
+            <w:proofErr w:type="spellEnd"/>
+            <w:r>
+              <w:rPr>
+                <w:rFonts w:ascii="Times New Roman" w:hAnsi="Times New Roman" w:cs="Times New Roman"/>
+                <w:sz w:val="19"/>
+                <w:szCs w:val="19"/>
+              </w:rPr>
+              <w:t xml:space="preserve"> (SWD).</w:t>
             </w:r>
           </w:p>
         </w:tc>
@@ -1589,7 +1799,25 @@
                 <w:sz w:val="19"/>
                 <w:szCs w:val="19"/>
               </w:rPr>
-              <w:t>Enterprise Architect (UML: use-case, sınıf, sıra diyagramları).</w:t>
+              <w:t xml:space="preserve">Enterprise Architect (UML: </w:t>
+            </w:r>
+            <w:proofErr w:type="spellStart"/>
+            <w:r>
+              <w:rPr>
+                <w:rFonts w:ascii="Times New Roman" w:hAnsi="Times New Roman" w:cs="Times New Roman"/>
+                <w:sz w:val="19"/>
+                <w:szCs w:val="19"/>
+              </w:rPr>
+              <w:t>use-case</w:t>
+            </w:r>
+            <w:proofErr w:type="spellEnd"/>
+            <w:r>
+              <w:rPr>
+                <w:rFonts w:ascii="Times New Roman" w:hAnsi="Times New Roman" w:cs="Times New Roman"/>
+                <w:sz w:val="19"/>
+                <w:szCs w:val="19"/>
+              </w:rPr>
+              <w:t>, sınıf, sıra diyagramları).</w:t>
             </w:r>
           </w:p>
         </w:tc>

--- a/Rapor/24181616700_mehmetAliGunalay_projeOneri.docx
+++ b/Rapor/24181616700_mehmetAliGunalay_projeOneri.docx
@@ -482,7 +482,43 @@
         <w:rPr>
           <w:rFonts w:ascii="Times New Roman" w:hAnsi="Times New Roman" w:cs="Times New Roman"/>
         </w:rPr>
-        <w:t>Modern uçaklarda birçok aviyonik yazılım aynı bilgisayarı paylaşır (entegre modüler aviyonik). Bu paylaşım maliyeti ve ağırlığı düşürür, ancak bir uygulamanın çökmesi, belleği bozması veya işlemciyi tıkaması diğer uygulamaları da etkileyebilir; bu da güvenlik kritik bir sistemde kabul edilemez. ARINC653 standardı bu sorunu her uygulamayı “partition” adı verilen, ayrı bellek ve ayrı zaman dilimine sahip izole bir alana yerleştirerek çözer (mekânsal ve zamansal izolasyon).</w:t>
+        <w:t>Modern uçaklarda birçok aviyonik yazılım aynı bilgisayarı paylaşır (entegre modüler aviyonik). Bu paylaşım</w:t>
+      </w:r>
+      <w:r>
+        <w:rPr>
+          <w:rFonts w:ascii="Times New Roman" w:hAnsi="Times New Roman" w:cs="Times New Roman"/>
+        </w:rPr>
+        <w:t>,</w:t>
+      </w:r>
+      <w:r>
+        <w:rPr>
+          <w:rFonts w:ascii="Times New Roman" w:hAnsi="Times New Roman" w:cs="Times New Roman"/>
+        </w:rPr>
+        <w:t xml:space="preserve"> maliyeti ve ağırlığı düşürür</w:t>
+      </w:r>
+      <w:r>
+        <w:rPr>
+          <w:rFonts w:ascii="Times New Roman" w:hAnsi="Times New Roman" w:cs="Times New Roman"/>
+        </w:rPr>
+        <w:t>.</w:t>
+      </w:r>
+      <w:r>
+        <w:rPr>
+          <w:rFonts w:ascii="Times New Roman" w:hAnsi="Times New Roman" w:cs="Times New Roman"/>
+        </w:rPr>
+        <w:t xml:space="preserve"> </w:t>
+      </w:r>
+      <w:r>
+        <w:rPr>
+          <w:rFonts w:ascii="Times New Roman" w:hAnsi="Times New Roman" w:cs="Times New Roman"/>
+        </w:rPr>
+        <w:t>A</w:t>
+      </w:r>
+      <w:r>
+        <w:rPr>
+          <w:rFonts w:ascii="Times New Roman" w:hAnsi="Times New Roman" w:cs="Times New Roman"/>
+        </w:rPr>
+        <w:t>ncak bir uygulamanın çökmesi, belleği bozması veya işlemciyi tıkaması diğer uygulamaları da etkileyebilir; bu da güvenlik kritik bir sistemde kabul edilemez. ARINC653 standardı bu sorunu her uygulamayı “partition” adı verilen, ayrı bellek ve ayrı zaman dilimine sahip izole bir alana yerleştirerek çözer (mekânsal ve zamansal izolasyon).</w:t>
       </w:r>
     </w:p>
     <w:p>
